--- a/public/generated/agreements/DAT-MSA-001/delta-advanced-trucking-master-services-agreement.docx
+++ b/public/generated/agreements/DAT-MSA-001/delta-advanced-trucking-master-services-agreement.docx
@@ -1238,7 +1238,7 @@
                 <w:sz w:val="20"/>
                 <w:szCs w:val="20"/>
               </w:rPr>
-              <w:t>2475 Laver Rd., Mansfield, OH 44595</w:t>
+              <w:t>540 Demo Street, Mansfield, OH 44595</w:t>
             </w:r>
           </w:p>
         </w:tc>
